--- a/lab_suite/labs/01_01_BeerCoasterTelegraph/submissions/answers.docx
+++ b/lab_suite/labs/01_01_BeerCoasterTelegraph/submissions/answers.docx
@@ -8,10 +8,22 @@
           <w:sz w:val="32"/>
           <w:szCs w:val="24"/>
         </w:rPr>
-        <w:t>Das Bierdeckel-Quiz</w:t>
-      </w:r>
-      <w:r>
-        <w:t xml:space="preserve">  - wir bauen einen Telegrafen mit Bierdeckeln!</w:t>
+        <w:t>Das Bierdeckel-</w:t>
+      </w:r>
+      <w:proofErr w:type="gramStart"/>
+      <w:r>
+        <w:rPr>
+          <w:sz w:val="32"/>
+          <w:szCs w:val="24"/>
+        </w:rPr>
+        <w:t>Quiz</w:t>
+      </w:r>
+      <w:r>
+        <w:t xml:space="preserve">  -</w:t>
+      </w:r>
+      <w:proofErr w:type="gramEnd"/>
+      <w:r>
+        <w:t xml:space="preserve"> wir bauen einen Telegrafen mit Bierdeckeln!</w:t>
       </w:r>
     </w:p>
     <w:p>
@@ -88,7 +100,15 @@
         <w:t> </w:t>
       </w:r>
       <w:r>
-        <w:t>B. die Arme eines Chappe-Telegrafen oder die Fl</w:t>
+        <w:t xml:space="preserve">B. die Arme eines </w:t>
+      </w:r>
+      <w:proofErr w:type="spellStart"/>
+      <w:r>
+        <w:t>Chappe</w:t>
+      </w:r>
+      <w:proofErr w:type="spellEnd"/>
+      <w:r>
+        <w:t>-Telegrafen oder die Fl</w:t>
       </w:r>
       <w:r>
         <w:rPr>
@@ -97,7 +117,15 @@
         <w:t>ü</w:t>
       </w:r>
       <w:r>
-        <w:t xml:space="preserve">gel einer Semaphore) und einer </w:t>
+        <w:t xml:space="preserve">gel </w:t>
+      </w:r>
+      <w:proofErr w:type="gramStart"/>
+      <w:r>
+        <w:t>einer Semaphore</w:t>
+      </w:r>
+      <w:proofErr w:type="gramEnd"/>
+      <w:r>
+        <w:t xml:space="preserve">) und einer </w:t>
       </w:r>
       <w:r>
         <w:rPr>
@@ -140,7 +168,15 @@
         <w:t>–</w:t>
       </w:r>
       <w:r>
-        <w:t xml:space="preserve"> und damit </w:t>
+        <w:t xml:space="preserve"> und </w:t>
+      </w:r>
+      <w:proofErr w:type="gramStart"/>
+      <w:r>
+        <w:t>damit</w:t>
+      </w:r>
+      <w:proofErr w:type="gramEnd"/>
+      <w:r>
+        <w:t xml:space="preserve"> </w:t>
       </w:r>
       <w:r>
         <w:rPr>
@@ -268,7 +304,21 @@
         <w:rPr>
           <w:color w:val="0070C0"/>
         </w:rPr>
-        <w:t>von wie vielen Brauereien müssen wir die Bierdeckel auswählen, damit wir mit dem Bierdeckel-Telegrafen den höchsten Informationsgehalt pro Bierdeckelkombination erzielen?</w:t>
+        <w:t xml:space="preserve">von wie vielen Brauereien </w:t>
+      </w:r>
+      <w:proofErr w:type="gramStart"/>
+      <w:r>
+        <w:rPr>
+          <w:color w:val="0070C0"/>
+        </w:rPr>
+        <w:t>müssen</w:t>
+      </w:r>
+      <w:proofErr w:type="gramEnd"/>
+      <w:r>
+        <w:rPr>
+          <w:color w:val="0070C0"/>
+        </w:rPr>
+        <w:t xml:space="preserve"> wir die Bierdeckel auswählen, damit wir mit dem Bierdeckel-Telegrafen den höchsten Informationsgehalt pro Bierdeckelkombination erzielen?</w:t>
       </w:r>
     </w:p>
     <w:p>
@@ -506,12 +556,26 @@
         <w:rPr>
           <w:color w:val="0070C0"/>
         </w:rPr>
-        <w:t>stücken (bzw. die Bierdeckeln zwischen 2 Nachrichten auszutauschen)</w:t>
-      </w:r>
+        <w:t xml:space="preserve">stücken (bzw. </w:t>
+      </w:r>
+      <w:proofErr w:type="gramStart"/>
       <w:r>
         <w:rPr>
           <w:color w:val="0070C0"/>
         </w:rPr>
+        <w:t>die Bierdeckeln</w:t>
+      </w:r>
+      <w:proofErr w:type="gramEnd"/>
+      <w:r>
+        <w:rPr>
+          <w:color w:val="0070C0"/>
+        </w:rPr>
+        <w:t xml:space="preserve"> zwischen 2 Nachrichten auszutauschen)</w:t>
+      </w:r>
+      <w:r>
+        <w:rPr>
+          <w:color w:val="0070C0"/>
+        </w:rPr>
         <w:t xml:space="preserve">, dann lassen wir die </w:t>
       </w:r>
       <w:r>
@@ -543,7 +607,21 @@
           <w:color w:val="0070C0"/>
         </w:rPr>
         <w:br/>
-        <w:t>Mit dieser Gesamtdauer pro Nachricht bestimme, welche Datenübertragungsgeschwindigkeit (in bit/s) du erzielen kannst!</w:t>
+        <w:t xml:space="preserve">Mit dieser Gesamtdauer pro Nachricht bestimme, welche Datenübertragungsgeschwindigkeit (in </w:t>
+      </w:r>
+      <w:proofErr w:type="spellStart"/>
+      <w:r>
+        <w:rPr>
+          <w:color w:val="0070C0"/>
+        </w:rPr>
+        <w:t>bit</w:t>
+      </w:r>
+      <w:proofErr w:type="spellEnd"/>
+      <w:r>
+        <w:rPr>
+          <w:color w:val="0070C0"/>
+        </w:rPr>
+        <w:t>/s) du erzielen kannst!</w:t>
       </w:r>
     </w:p>
     <w:p>
@@ -611,7 +689,7 @@
                     <w:rPr>
                       <w:rFonts w:ascii="Cambria Math" w:hAnsi="Cambria Math"/>
                     </w:rPr>
-                    <m:t>B</m:t>
+                    <m:t>2</m:t>
                   </m:r>
                   <m:ctrlPr>
                     <w:rPr>
@@ -714,7 +792,7 @@
                     <w:rPr>
                       <w:rFonts w:ascii="Cambria Math" w:hAnsi="Cambria Math"/>
                     </w:rPr>
-                    <m:t>B</m:t>
+                    <m:t>2</m:t>
                   </m:r>
                   <m:ctrlPr>
                     <w:rPr>
@@ -804,7 +882,7 @@
                 <w:rPr>
                   <w:rFonts w:ascii="Cambria Math" w:hAnsi="Cambria Math"/>
                 </w:rPr>
-                <m:t>B</m:t>
+                <m:t>2</m:t>
               </m:r>
             </m:sub>
           </m:sSub>
@@ -812,19 +890,7 @@
             <w:rPr>
               <w:rFonts w:ascii="Cambria Math" w:hAnsi="Cambria Math"/>
             </w:rPr>
-            <m:t>(</m:t>
-          </m:r>
-          <m:r>
-            <w:rPr>
-              <w:rFonts w:ascii="Cambria Math" w:hAnsi="Cambria Math"/>
-            </w:rPr>
-            <m:t>B</m:t>
-          </m:r>
-          <m:r>
-            <w:rPr>
-              <w:rFonts w:ascii="Cambria Math" w:hAnsi="Cambria Math"/>
-            </w:rPr>
-            <m:t>)</m:t>
+            <m:t>(B)</m:t>
           </m:r>
         </m:oMath>
       </m:oMathPara>
@@ -1015,13 +1081,27 @@
         <w:rPr>
           <w:lang w:val="en-US"/>
         </w:rPr>
-        <w:t xml:space="preserve"> s pro Nach</w:t>
-      </w:r>
+        <w:t xml:space="preserve"> s pro </w:t>
+      </w:r>
+      <w:proofErr w:type="spellStart"/>
       <w:r>
         <w:rPr>
           <w:lang w:val="en-US"/>
         </w:rPr>
-        <w:t>richt.</w:t>
+        <w:t>Nach</w:t>
+      </w:r>
+      <w:r>
+        <w:rPr>
+          <w:lang w:val="en-US"/>
+        </w:rPr>
+        <w:t>richt</w:t>
+      </w:r>
+      <w:proofErr w:type="spellEnd"/>
+      <w:r>
+        <w:rPr>
+          <w:lang w:val="en-US"/>
+        </w:rPr>
+        <w:t>.</w:t>
       </w:r>
     </w:p>
     <w:p>
